--- a/TCOM/Reviewed_submission_RV3/response_RV3/Response_to_Reviewers_RV3_v2.docx
+++ b/TCOM/Reviewed_submission_RV3/response_RV3/Response_to_Reviewers_RV3_v2.docx
@@ -1683,7 +1683,23 @@
           <w:sz w:val="22"/>
           <w:szCs w:val="22"/>
         </w:rPr>
-        <w:t>“One reorient. (3D)”</w:t>
+        <w:t>“One reorient</w:t>
+      </w:r>
+      <w:r>
+        <w:rPr>
+          <w:rStyle w:val="BlueText"/>
+          <w:sz w:val="22"/>
+          <w:szCs w:val="22"/>
+        </w:rPr>
+        <w:t>ation</w:t>
+      </w:r>
+      <w:r>
+        <w:rPr>
+          <w:rStyle w:val="BlueText"/>
+          <w:sz w:val="22"/>
+          <w:szCs w:val="22"/>
+        </w:rPr>
+        <w:t xml:space="preserve"> (3D)”</w:t>
       </w:r>
       <w:r>
         <w:rPr>
@@ -1790,7 +1806,31 @@
           <w:sz w:val="22"/>
           <w:szCs w:val="22"/>
         </w:rPr>
-        <w:t>“†Two-stage system: during direction finding (D-F), the PD is held at any fixed, unknown orientation (arbitrary), without any receiver rotation; completing the 3D position requires a single cooperative PD reorientation toward the transmitter (one reorient.). See Section VI-C.”</w:t>
+        <w:t xml:space="preserve">“†Two-stage system: during direction finding (D-F), the PD is held at any fixed, unknown orientation (arbitrary), without any receiver rotation; completing the 3D position requires a single cooperative PD reorientation toward the transmitter (one </w:t>
+      </w:r>
+      <w:r>
+        <w:rPr>
+          <w:rStyle w:val="BlueText"/>
+          <w:sz w:val="22"/>
+          <w:szCs w:val="22"/>
+        </w:rPr>
+        <w:t>reorient</w:t>
+      </w:r>
+      <w:r>
+        <w:rPr>
+          <w:rStyle w:val="BlueText"/>
+          <w:sz w:val="22"/>
+          <w:szCs w:val="22"/>
+        </w:rPr>
+        <w:t>ation</w:t>
+      </w:r>
+      <w:r>
+        <w:rPr>
+          <w:rStyle w:val="BlueText"/>
+          <w:sz w:val="22"/>
+          <w:szCs w:val="22"/>
+        </w:rPr>
+        <w:t>). See Section VI-C.”</w:t>
       </w:r>
     </w:p>
     <w:p>
@@ -3989,7 +4029,22 @@
           <w:sz w:val="22"/>
           <w:szCs w:val="22"/>
         </w:rPr>
-        <w:t>2.   The reviewer suggests explicitly defining how the baseline SNR value of 14dB used in Section VII was chosen or whether it represents a typical operational indoor environment.</w:t>
+        <w:t>2</w:t>
+      </w:r>
+      <w:r>
+        <w:rPr>
+          <w:sz w:val="22"/>
+          <w:szCs w:val="22"/>
+          <w:highlight w:val="yellow"/>
+        </w:rPr>
+        <w:t>.   The reviewer suggests explicitly</w:t>
+      </w:r>
+      <w:r>
+        <w:rPr>
+          <w:sz w:val="22"/>
+          <w:szCs w:val="22"/>
+        </w:rPr>
+        <w:t xml:space="preserve"> defining how the baseline SNR value of 14dB used in Section VII was chosen or whether it represents a typical operational indoor environment.</w:t>
       </w:r>
     </w:p>
     <w:p>
@@ -4017,6 +4072,7 @@
                 <w:rFonts w:ascii="Cambria Math" w:hAnsi="Cambria Math"/>
                 <w:sz w:val="22"/>
                 <w:szCs w:val="22"/>
+                <w:highlight w:val="yellow"/>
               </w:rPr>
             </m:ctrlPr>
           </m:sSubPr>
@@ -4026,6 +4082,7 @@
                 <w:rFonts w:ascii="Cambria Math" w:hAnsi="Cambria Math"/>
                 <w:sz w:val="22"/>
                 <w:szCs w:val="22"/>
+                <w:highlight w:val="yellow"/>
               </w:rPr>
               <m:t>P</m:t>
             </m:r>
@@ -4036,6 +4093,7 @@
                 <w:rFonts w:ascii="Cambria Math" w:hAnsi="Cambria Math"/>
                 <w:sz w:val="22"/>
                 <w:szCs w:val="22"/>
+                <w:highlight w:val="yellow"/>
               </w:rPr>
               <m:t>t</m:t>
             </m:r>
@@ -4049,6 +4107,7 @@
             <w:rFonts w:ascii="Cambria Math" w:hAnsi="Cambria Math"/>
             <w:sz w:val="22"/>
             <w:szCs w:val="22"/>
+            <w:highlight w:val="yellow"/>
           </w:rPr>
           <m:t>=</m:t>
         </m:r>
@@ -4057,6 +4116,7 @@
             <w:rFonts w:ascii="Cambria Math" w:hAnsi="Cambria Math"/>
             <w:sz w:val="22"/>
             <w:szCs w:val="22"/>
+            <w:highlight w:val="yellow"/>
           </w:rPr>
           <m:t>0.405</m:t>
         </m:r>
@@ -4065,8 +4125,16 @@
         <w:rPr>
           <w:sz w:val="22"/>
           <w:szCs w:val="22"/>
-        </w:rPr>
-        <w:t xml:space="preserve"> W, </w:t>
+          <w:highlight w:val="yellow"/>
+        </w:rPr>
+        <w:t xml:space="preserve"> W</w:t>
+      </w:r>
+      <w:r>
+        <w:rPr>
+          <w:sz w:val="22"/>
+          <w:szCs w:val="22"/>
+        </w:rPr>
+        <w:t xml:space="preserve">, </w:t>
       </w:r>
       <m:oMath>
         <m:sSub>
